--- a/Thomas/12.2 Lab Tuning the Engine/Adkins_Thomas_ITCS3330_TuningTheEngine.docx
+++ b/Thomas/12.2 Lab Tuning the Engine/Adkins_Thomas_ITCS3330_TuningTheEngine.docx
@@ -1130,125 +1130,151 @@
           <w:lang w:eastAsia="ja-JP"/>
         </w:rPr>
       </w:pPr>
-      <w:r>
-        <w:rPr>
-          <w:rFonts w:cs="Times New Roman"/>
-          <w:b/>
-          <w:bCs/>
-          <w:lang w:eastAsia="ja-JP"/>
-        </w:rPr>
-        <w:t>Task 3: Resolving the Lock (Concurrency)</w:t>
-      </w:r>
     </w:p>
     <w:p>
       <w:pPr>
         <w:spacing w:after="0" w:line="480" w:lineRule="auto"/>
-        <w:ind w:firstLine="720"/>
-        <w:rPr>
-          <w:rFonts w:cs="Times New Roman"/>
-          <w:lang w:eastAsia="ja-JP"/>
-        </w:rPr>
-      </w:pPr>
-      <w:r>
-        <w:rPr>
-          <w:rFonts w:cs="Times New Roman"/>
-          <w:lang w:eastAsia="ja-JP"/>
-        </w:rPr>
-        <w:t xml:space="preserve">During the </w:t>
-      </w:r>
-      <w:r>
-        <w:rPr>
-          <w:rFonts w:cs="Times New Roman"/>
-          <w:lang w:eastAsia="ja-JP"/>
-        </w:rPr>
-        <w:t>in-class</w:t>
-      </w:r>
-      <w:r>
-        <w:rPr>
-          <w:rFonts w:cs="Times New Roman"/>
-          <w:lang w:eastAsia="ja-JP"/>
-        </w:rPr>
-        <w:t xml:space="preserve"> activity, a lock was made by performing an UPDATE statement accessing the same table information on two different windows at once to simulate multiple </w:t>
-      </w:r>
-      <w:r>
-        <w:rPr>
-          <w:rFonts w:cs="Times New Roman"/>
-          <w:lang w:eastAsia="ja-JP"/>
-        </w:rPr>
-        <w:lastRenderedPageBreak/>
-        <w:t>people attempting to change the same data. When this was performed</w:t>
-      </w:r>
-      <w:r>
-        <w:rPr>
-          <w:rFonts w:cs="Times New Roman"/>
-          <w:lang w:eastAsia="ja-JP"/>
-        </w:rPr>
-        <w:t>,</w:t>
-      </w:r>
-      <w:r>
-        <w:rPr>
-          <w:rFonts w:cs="Times New Roman"/>
-          <w:lang w:eastAsia="ja-JP"/>
-        </w:rPr>
-        <w:t xml:space="preserve"> window 1 would work as normal, how</w:t>
-      </w:r>
-      <w:r>
-        <w:rPr>
-          <w:rFonts w:cs="Times New Roman"/>
-          <w:lang w:eastAsia="ja-JP"/>
-        </w:rPr>
-        <w:t>ever, window 2 would remain in a locked state until window 1 commit</w:t>
-      </w:r>
-      <w:r>
-        <w:rPr>
-          <w:rFonts w:cs="Times New Roman"/>
-          <w:lang w:eastAsia="ja-JP"/>
-        </w:rPr>
-        <w:t>ted</w:t>
-      </w:r>
-      <w:r>
-        <w:rPr>
-          <w:rFonts w:cs="Times New Roman"/>
-          <w:lang w:eastAsia="ja-JP"/>
-        </w:rPr>
-        <w:t xml:space="preserve"> changes.</w:t>
-      </w:r>
+        <w:rPr>
+          <w:rFonts w:cs="Times New Roman"/>
+          <w:b/>
+          <w:bCs/>
+          <w:lang w:eastAsia="ja-JP"/>
+        </w:rPr>
+      </w:pPr>
     </w:p>
     <w:p>
       <w:pPr>
         <w:spacing w:after="0" w:line="480" w:lineRule="auto"/>
-        <w:ind w:firstLine="720"/>
-        <w:rPr>
-          <w:rFonts w:cs="Times New Roman"/>
-          <w:b/>
-          <w:bCs/>
-          <w:lang w:eastAsia="ja-JP"/>
-        </w:rPr>
-      </w:pPr>
-      <w:r>
-        <w:rPr>
-          <w:rFonts w:cs="Times New Roman"/>
-          <w:lang w:eastAsia="ja-JP"/>
-        </w:rPr>
-        <w:t>T</w:t>
-      </w:r>
-      <w:r>
-        <w:rPr>
-          <w:rFonts w:cs="Times New Roman"/>
-          <w:lang w:eastAsia="ja-JP"/>
-        </w:rPr>
-        <w:t xml:space="preserve">ransaction isolation is crucial in work environments as it prevents analysts from accidentally overwriting each other’s work by ensuring that only one session can hold a write lock on a given row at any time. When an analyst opens a transaction and modifies a record, MySQL places an exclusive lock on that specific row so that any other session attempting to modify it must wait until the first transaction is either committed or rolled back. This means that each analyst’s changes are fully isolated until finalized, which prevents scenarios where two simultaneous writes </w:t>
-      </w:r>
-      <w:r>
-        <w:rPr>
-          <w:rFonts w:cs="Times New Roman"/>
-          <w:lang w:eastAsia="ja-JP"/>
-        </w:rPr>
-        <w:t>might corrupt or silently overwrite eachother. In a real GSOC environment, this is especially important as without this feature, important data could be erased with no trace of what was lost.</w:t>
-      </w:r>
+        <w:rPr>
+          <w:rFonts w:cs="Times New Roman"/>
+          <w:b/>
+          <w:bCs/>
+          <w:lang w:eastAsia="ja-JP"/>
+        </w:rPr>
+      </w:pPr>
     </w:p>
     <w:p>
       <w:pPr>
+        <w:spacing w:after="0" w:line="480" w:lineRule="auto"/>
+        <w:rPr>
+          <w:rFonts w:cs="Times New Roman"/>
+          <w:b/>
+          <w:bCs/>
+          <w:lang w:eastAsia="ja-JP"/>
+        </w:rPr>
+      </w:pPr>
+      <w:r>
+        <w:rPr>
+          <w:rFonts w:cs="Times New Roman"/>
+          <w:b/>
+          <w:bCs/>
+          <w:lang w:eastAsia="ja-JP"/>
+        </w:rPr>
+        <w:lastRenderedPageBreak/>
+        <w:t>Task 3: Resolving the Lock (Concurrency)</w:t>
+      </w:r>
+    </w:p>
+    <w:p>
+      <w:pPr>
+        <w:spacing w:after="0" w:line="480" w:lineRule="auto"/>
+        <w:ind w:firstLine="720"/>
+        <w:rPr>
+          <w:rFonts w:cs="Times New Roman"/>
+          <w:lang w:eastAsia="ja-JP"/>
+        </w:rPr>
+      </w:pPr>
+      <w:r>
+        <w:rPr>
+          <w:rFonts w:cs="Times New Roman"/>
+          <w:lang w:eastAsia="ja-JP"/>
+        </w:rPr>
+        <w:t xml:space="preserve">During the </w:t>
+      </w:r>
+      <w:r>
+        <w:rPr>
+          <w:rFonts w:cs="Times New Roman"/>
+          <w:lang w:eastAsia="ja-JP"/>
+        </w:rPr>
+        <w:t>in-class</w:t>
+      </w:r>
+      <w:r>
+        <w:rPr>
+          <w:rFonts w:cs="Times New Roman"/>
+          <w:lang w:eastAsia="ja-JP"/>
+        </w:rPr>
+        <w:t xml:space="preserve"> activity, a lock was made by performing an UPDATE statement accessing the same table information on two different windows at once to simulate multiple people attempting to change the same data. When this was performed</w:t>
+      </w:r>
+      <w:r>
+        <w:rPr>
+          <w:rFonts w:cs="Times New Roman"/>
+          <w:lang w:eastAsia="ja-JP"/>
+        </w:rPr>
+        <w:t>,</w:t>
+      </w:r>
+      <w:r>
+        <w:rPr>
+          <w:rFonts w:cs="Times New Roman"/>
+          <w:lang w:eastAsia="ja-JP"/>
+        </w:rPr>
+        <w:t xml:space="preserve"> window 1 would work as normal, how</w:t>
+      </w:r>
+      <w:r>
+        <w:rPr>
+          <w:rFonts w:cs="Times New Roman"/>
+          <w:lang w:eastAsia="ja-JP"/>
+        </w:rPr>
+        <w:t>ever, window 2 would remain in a locked state until window 1 commit</w:t>
+      </w:r>
+      <w:r>
+        <w:rPr>
+          <w:rFonts w:cs="Times New Roman"/>
+          <w:lang w:eastAsia="ja-JP"/>
+        </w:rPr>
+        <w:t>ted</w:t>
+      </w:r>
+      <w:r>
+        <w:rPr>
+          <w:rFonts w:cs="Times New Roman"/>
+          <w:lang w:eastAsia="ja-JP"/>
+        </w:rPr>
+        <w:t xml:space="preserve"> changes.</w:t>
+      </w:r>
+    </w:p>
+    <w:p>
+      <w:pPr>
+        <w:spacing w:after="0" w:line="480" w:lineRule="auto"/>
+        <w:ind w:firstLine="720"/>
+        <w:rPr>
+          <w:rFonts w:cs="Times New Roman"/>
+          <w:b/>
+          <w:bCs/>
+          <w:lang w:eastAsia="ja-JP"/>
+        </w:rPr>
+      </w:pPr>
+      <w:r>
+        <w:rPr>
+          <w:rFonts w:cs="Times New Roman"/>
+          <w:lang w:eastAsia="ja-JP"/>
+        </w:rPr>
+        <w:t>T</w:t>
+      </w:r>
+      <w:r>
+        <w:rPr>
+          <w:rFonts w:cs="Times New Roman"/>
+          <w:lang w:eastAsia="ja-JP"/>
+        </w:rPr>
+        <w:t xml:space="preserve">ransaction isolation is crucial in work environments as it prevents analysts from accidentally overwriting each other’s work by ensuring that only one session can hold a write lock on a given row at any time. When an analyst opens a transaction and modifies a record, MySQL places an exclusive lock on that specific row so that any other session attempting to modify it must wait until the first transaction is either committed or rolled back. This means that each analyst’s changes are fully isolated until finalized, which prevents scenarios where two simultaneous writes </w:t>
+      </w:r>
+      <w:r>
+        <w:rPr>
+          <w:rFonts w:cs="Times New Roman"/>
+          <w:lang w:eastAsia="ja-JP"/>
+        </w:rPr>
+        <w:t>might corrupt or silently overwrite eachother. In a real GSOC environment, this is especially important as without this feature, important data could be erased with no trace of what was lost.</w:t>
+      </w:r>
+    </w:p>
+    <w:p>
+      <w:pPr>
         <w:spacing w:line="480" w:lineRule="auto"/>
         <w:jc w:val="center"/>
         <w:rPr>
@@ -1299,14 +1325,8 @@
         <w:rPr>
           <w:rFonts w:cs="Times New Roman"/>
         </w:rPr>
-        <w:t xml:space="preserve">In a high-traffic GSOC, disabling locking would allow multiple analysts and automated processes to write to the same rows simultaneously with no coordination, meaning that one person's update could silently overwrite another. For example, two analysts could read the same </w:t>
-      </w:r>
-      <w:r>
-        <w:rPr>
-          <w:rFonts w:cs="Times New Roman"/>
-        </w:rPr>
         <w:lastRenderedPageBreak/>
-        <w:t>record and each make a different status update, however the last write would erase the first with no record of what was lost. In security environments, consistency is generally more important than speed because incomplete or corrupted incident records could leave threats unacknowledged or result in remediation steps being skipped entirely, consequences that are far more detrimental to operations than the minor performance cost of a brief lock wait.</w:t>
+        <w:t>In a high-traffic GSOC, disabling locking would allow multiple analysts and automated processes to write to the same rows simultaneously with no coordination, meaning that one person's update could silently overwrite another. For example, two analysts could read the same record and each make a different status update, however the last write would erase the first with no record of what was lost. In security environments, consistency is generally more important than speed because incomplete or corrupted incident records could leave threats unacknowledged or result in remediation steps being skipped entirely, consequences that are far more detrimental to operations than the minor performance cost of a brief lock wait.</w:t>
       </w:r>
     </w:p>
     <w:p>
@@ -3516,11 +3536,13 @@
     <w:rsid w:val="0008280F"/>
     <w:rsid w:val="000D0666"/>
     <w:rsid w:val="000D26E0"/>
+    <w:rsid w:val="002460D7"/>
     <w:rsid w:val="00305556"/>
     <w:rsid w:val="00520A60"/>
     <w:rsid w:val="006D6BB3"/>
     <w:rsid w:val="007478C7"/>
     <w:rsid w:val="008A4726"/>
+    <w:rsid w:val="00CC4F1B"/>
     <w:rsid w:val="00DD1E29"/>
     <w:rsid w:val="00E0155E"/>
   </w:rsids>
@@ -4199,23 +4221,6 @@
 </file>
 
 <file path=customXml/item1.xml><?xml version="1.0" encoding="utf-8"?>
-<p:properties xmlns:p="http://schemas.microsoft.com/office/2006/metadata/properties" xmlns:xsi="http://www.w3.org/2001/XMLSchema-instance" xmlns:pc="http://schemas.microsoft.com/office/infopath/2007/PartnerControls">
-  <documentManagement>
-    <_activity xmlns="9f75bda0-d8cf-4f77-9147-eca58fc95adf" xsi:nil="true"/>
-  </documentManagement>
-</p:properties>
-</file>
-
-<file path=customXml/item2.xml><?xml version="1.0" encoding="utf-8"?>
-<?mso-contentType ?>
-<FormTemplates xmlns="http://schemas.microsoft.com/sharepoint/v3/contenttype/forms">
-  <Display>DocumentLibraryForm</Display>
-  <Edit>DocumentLibraryForm</Edit>
-  <New>DocumentLibraryForm</New>
-</FormTemplates>
-</file>
-
-<file path=customXml/item3.xml><?xml version="1.0" encoding="utf-8"?>
 <ct:contentTypeSchema xmlns:ct="http://schemas.microsoft.com/office/2006/metadata/contentType" xmlns:ma="http://schemas.microsoft.com/office/2006/metadata/properties/metaAttributes" ct:_="" ma:_="" ma:contentTypeName="Document" ma:contentTypeID="0x01010033A972690A2D4C4982E8A830D0CE7E8E" ma:contentTypeVersion="13" ma:contentTypeDescription="Create a new document." ma:contentTypeScope="" ma:versionID="d182425ef3449ec67162d4d7c5dd1e10">
   <xsd:schema xmlns:xsd="http://www.w3.org/2001/XMLSchema" xmlns:xs="http://www.w3.org/2001/XMLSchema" xmlns:p="http://schemas.microsoft.com/office/2006/metadata/properties" xmlns:ns3="9f75bda0-d8cf-4f77-9147-eca58fc95adf" targetNamespace="http://schemas.microsoft.com/office/2006/metadata/properties" ma:root="true" ma:fieldsID="b5031b9e9cfeb4140e34dc9bd3ac0db4" ns3:_="">
     <xsd:import namespace="9f75bda0-d8cf-4f77-9147-eca58fc95adf"/>
@@ -4415,25 +4420,24 @@
 </ct:contentTypeSchema>
 </file>
 
-<file path=customXml/itemProps1.xml><?xml version="1.0" encoding="utf-8"?>
-<ds:datastoreItem xmlns:ds="http://schemas.openxmlformats.org/officeDocument/2006/customXml" ds:itemID="{434B26D7-0738-4C28-8D62-E1B47A3318C1}">
-  <ds:schemaRefs>
-    <ds:schemaRef ds:uri="http://schemas.microsoft.com/office/2006/metadata/properties"/>
-    <ds:schemaRef ds:uri="http://schemas.microsoft.com/office/infopath/2007/PartnerControls"/>
-    <ds:schemaRef ds:uri="9f75bda0-d8cf-4f77-9147-eca58fc95adf"/>
-  </ds:schemaRefs>
-</ds:datastoreItem>
+<file path=customXml/item2.xml><?xml version="1.0" encoding="utf-8"?>
+<?mso-contentType ?>
+<FormTemplates xmlns="http://schemas.microsoft.com/sharepoint/v3/contenttype/forms">
+  <Display>DocumentLibraryForm</Display>
+  <Edit>DocumentLibraryForm</Edit>
+  <New>DocumentLibraryForm</New>
+</FormTemplates>
 </file>
 
-<file path=customXml/itemProps2.xml><?xml version="1.0" encoding="utf-8"?>
-<ds:datastoreItem xmlns:ds="http://schemas.openxmlformats.org/officeDocument/2006/customXml" ds:itemID="{33FFD3AF-B90B-4241-B300-D08E829A7EC8}">
-  <ds:schemaRefs>
-    <ds:schemaRef ds:uri="http://schemas.microsoft.com/sharepoint/v3/contenttype/forms"/>
-  </ds:schemaRefs>
-</ds:datastoreItem>
+<file path=customXml/item3.xml><?xml version="1.0" encoding="utf-8"?>
+<p:properties xmlns:p="http://schemas.microsoft.com/office/2006/metadata/properties" xmlns:xsi="http://www.w3.org/2001/XMLSchema-instance" xmlns:pc="http://schemas.microsoft.com/office/infopath/2007/PartnerControls">
+  <documentManagement>
+    <_activity xmlns="9f75bda0-d8cf-4f77-9147-eca58fc95adf" xsi:nil="true"/>
+  </documentManagement>
+</p:properties>
 </file>
 
-<file path=customXml/itemProps3.xml><?xml version="1.0" encoding="utf-8"?>
+<file path=customXml/itemProps1.xml><?xml version="1.0" encoding="utf-8"?>
 <ds:datastoreItem xmlns:ds="http://schemas.openxmlformats.org/officeDocument/2006/customXml" ds:itemID="{5E741805-7ADA-4801-A80D-C71BB6D911FD}">
   <ds:schemaRefs>
     <ds:schemaRef ds:uri="http://schemas.microsoft.com/office/2006/metadata/contentType"/>
@@ -4449,4 +4453,22 @@
     <ds:schemaRef ds:uri="http://schemas.microsoft.com/internal/obd"/>
   </ds:schemaRefs>
 </ds:datastoreItem>
+</file>
+
+<file path=customXml/itemProps2.xml><?xml version="1.0" encoding="utf-8"?>
+<ds:datastoreItem xmlns:ds="http://schemas.openxmlformats.org/officeDocument/2006/customXml" ds:itemID="{33FFD3AF-B90B-4241-B300-D08E829A7EC8}">
+  <ds:schemaRefs>
+    <ds:schemaRef ds:uri="http://schemas.microsoft.com/sharepoint/v3/contenttype/forms"/>
+  </ds:schemaRefs>
+</ds:datastoreItem>
+</file>
+
+<file path=customXml/itemProps3.xml><?xml version="1.0" encoding="utf-8"?>
+<ds:datastoreItem xmlns:ds="http://schemas.openxmlformats.org/officeDocument/2006/customXml" ds:itemID="{434B26D7-0738-4C28-8D62-E1B47A3318C1}">
+  <ds:schemaRefs>
+    <ds:schemaRef ds:uri="http://schemas.microsoft.com/office/2006/metadata/properties"/>
+    <ds:schemaRef ds:uri="http://schemas.microsoft.com/office/infopath/2007/PartnerControls"/>
+    <ds:schemaRef ds:uri="9f75bda0-d8cf-4f77-9147-eca58fc95adf"/>
+  </ds:schemaRefs>
+</ds:datastoreItem>
 </file>